--- a/WS-main/标书/云南技术方案-新.docx
+++ b/WS-main/标书/云南技术方案-新.docx
@@ -157,6 +157,9 @@
     <w:p>
       <w:pPr>
         <w:pStyle w:val="4"/>
+        <w:rPr>
+          <w:rFonts w:hint="default"/>
+        </w:rPr>
       </w:pPr>
       <w:r>
         <w:t>4.1.1.2</w:t>
@@ -218,6 +221,9 @@
     <w:p>
       <w:pPr>
         <w:pStyle w:val="4"/>
+        <w:rPr>
+          <w:rFonts w:hint="default"/>
+        </w:rPr>
       </w:pPr>
       <w:r>
         <w:t>4.1.1.4</w:t>
@@ -252,507 +258,495 @@
         <w:pStyle w:val="3"/>
       </w:pPr>
       <w:r>
-        <w:t>4.1.</w:t>
-      </w:r>
-      <w:r>
+        <w:t xml:space="preserve">4.1.2 </w:t>
+      </w:r>
+      <w:r>
+        <w:t>高效互联与低开销数据传输技术</w:t>
+      </w:r>
+    </w:p>
+    <w:p>
+      <w:pPr>
+        <w:pStyle w:val="4"/>
+        <w:rPr>
+          <w:rFonts w:hint="default"/>
+        </w:rPr>
+      </w:pPr>
+      <w:r>
+        <w:t>4.1.2.1</w:t>
+      </w:r>
+      <w:r>
+        <w:t>基于</w:t>
+      </w:r>
+      <w:r>
+        <w:t xml:space="preserve"> I3C </w:t>
+      </w:r>
+      <w:r>
+        <w:t>总线的</w:t>
+      </w:r>
+      <w:r>
+        <w:t>高效</w:t>
+      </w:r>
+      <w:r>
+        <w:t>数据传输设计</w:t>
+      </w:r>
+    </w:p>
+    <w:p>
+      <w:pPr>
+        <w:pStyle w:val="4"/>
+        <w:rPr>
+          <w:rFonts w:hint="default"/>
+        </w:rPr>
+      </w:pPr>
+      <w:r>
+        <w:t xml:space="preserve">4.1.2.2 </w:t>
+      </w:r>
+      <w:r>
+        <w:t>基于</w:t>
+      </w:r>
+      <w:r>
+        <w:t>DDS</w:t>
+      </w:r>
+      <w:r>
+        <w:t>的数据分发与实时通信技术</w:t>
+      </w:r>
+    </w:p>
+    <w:p>
+      <w:pPr>
+        <w:pStyle w:val="3"/>
+      </w:pPr>
+      <w:r>
+        <w:rPr>
+          <w:rFonts w:hint="eastAsia"/>
+        </w:rPr>
+        <w:t>4</w:t>
+      </w:r>
+      <w:r>
+        <w:t>.1.</w:t>
+      </w:r>
+      <w:r>
+        <w:t>3</w:t>
+      </w:r>
+      <w:r>
+        <w:t xml:space="preserve"> </w:t>
+      </w:r>
+      <w:r>
+        <w:rPr>
+          <w:rFonts w:hint="eastAsia"/>
+        </w:rPr>
+        <w:t>高精度约束下</w:t>
+      </w:r>
+      <w:proofErr w:type="gramStart"/>
+      <w:r>
+        <w:rPr>
+          <w:rFonts w:hint="eastAsia"/>
+        </w:rPr>
+        <w:t>研</w:t>
+      </w:r>
+      <w:proofErr w:type="gramEnd"/>
+      <w:r>
+        <w:rPr>
+          <w:rFonts w:hint="eastAsia"/>
+        </w:rPr>
+        <w:t>判模型</w:t>
+      </w:r>
+      <w:r>
+        <w:rPr>
+          <w:rFonts w:hint="eastAsia"/>
+        </w:rPr>
+        <w:t>压缩</w:t>
+      </w:r>
+      <w:r>
+        <w:rPr>
+          <w:rFonts w:hint="eastAsia"/>
+        </w:rPr>
+        <w:t>方法</w:t>
+      </w:r>
+    </w:p>
+    <w:p>
+      <w:pPr>
+        <w:pStyle w:val="4"/>
+        <w:rPr>
+          <w:rFonts w:hint="default"/>
+        </w:rPr>
+      </w:pPr>
+      <w:r>
+        <w:t xml:space="preserve">4.1.3.1 </w:t>
+      </w:r>
+      <w:r>
+        <w:t>基于</w:t>
+      </w:r>
+      <w:r>
+        <w:t>联合</w:t>
+      </w:r>
+      <w:r>
+        <w:t>知识蒸馏的模型知识迁移与能力保持</w:t>
+      </w:r>
+    </w:p>
+    <w:p>
+      <w:pPr>
+        <w:ind w:firstLineChars="83" w:firstLine="199"/>
+      </w:pPr>
+      <w:r>
+        <w:t>多教师</w:t>
+      </w:r>
+      <w:r>
+        <w:t xml:space="preserve"> + Logits </w:t>
+      </w:r>
+      <w:r>
+        <w:t>蒸馏</w:t>
+      </w:r>
+      <w:r>
+        <w:t xml:space="preserve"> + </w:t>
+      </w:r>
+      <w:r>
+        <w:t>中间特征蒸馏</w:t>
+      </w:r>
+      <w:r>
+        <w:t xml:space="preserve"> + </w:t>
+      </w:r>
+      <w:r>
+        <w:t>注意力蒸馏可以组合在一起</w:t>
+      </w:r>
+    </w:p>
+    <w:p>
+      <w:pPr>
+        <w:pStyle w:val="4"/>
+        <w:rPr>
+          <w:rFonts w:hint="default"/>
+        </w:rPr>
+      </w:pPr>
+      <w:r>
+        <w:t xml:space="preserve">4.1.3.2 </w:t>
+      </w:r>
+      <w:r>
+        <w:t>基于参数</w:t>
+      </w:r>
+      <w:r>
+        <w:t>剪枝的模型</w:t>
+      </w:r>
+      <w:r>
+        <w:t>冗余</w:t>
+      </w:r>
+      <w:r>
+        <w:t>参数削减</w:t>
+      </w:r>
+    </w:p>
+    <w:p>
+      <w:pPr>
+        <w:ind w:firstLineChars="83" w:firstLine="199"/>
+      </w:pPr>
+      <w:r>
+        <w:rPr>
+          <w:rFonts w:hint="eastAsia"/>
+        </w:rPr>
+        <w:t>肯定是结构化剪枝，</w:t>
+      </w:r>
+      <w:r>
+        <w:rPr>
+          <w:rFonts w:hint="eastAsia"/>
+        </w:rPr>
+        <w:t>重点在于</w:t>
+      </w:r>
+      <w:r>
+        <w:rPr>
+          <w:rFonts w:hint="eastAsia"/>
+        </w:rPr>
+        <w:t>通过什么标准来衡量某个参数的重要性</w:t>
+      </w:r>
+    </w:p>
+    <w:p>
+      <w:pPr>
+        <w:pStyle w:val="4"/>
+        <w:rPr>
+          <w:rFonts w:hint="default"/>
+        </w:rPr>
+      </w:pPr>
+      <w:r>
+        <w:t xml:space="preserve">4.1.3.3 </w:t>
+      </w:r>
+      <w:r>
+        <w:t>基于低</w:t>
+      </w:r>
+      <w:proofErr w:type="gramStart"/>
+      <w:r>
+        <w:t>秩</w:t>
+      </w:r>
+      <w:proofErr w:type="gramEnd"/>
+      <w:r>
+        <w:t>分解的模型紧凑结构设计</w:t>
+      </w:r>
+    </w:p>
+    <w:p>
+      <w:pPr>
+        <w:ind w:firstLineChars="83" w:firstLine="199"/>
+      </w:pPr>
+      <w:r>
+        <w:rPr>
+          <w:rFonts w:hint="eastAsia"/>
+        </w:rPr>
+        <w:t xml:space="preserve"> </w:t>
+      </w:r>
+      <w:r>
+        <w:rPr>
+          <w:rFonts w:hint="eastAsia"/>
+        </w:rPr>
+        <w:t>分为对全连接层进行分解以及对</w:t>
+      </w:r>
+      <w:r>
+        <w:rPr>
+          <w:rFonts w:hint="eastAsia"/>
+        </w:rPr>
+        <w:t>卷积核</w:t>
+      </w:r>
+      <w:r>
+        <w:rPr>
+          <w:rFonts w:hint="eastAsia"/>
+        </w:rPr>
+        <w:t>/</w:t>
+      </w:r>
+      <w:r>
+        <w:rPr>
+          <w:rFonts w:hint="eastAsia"/>
+        </w:rPr>
+        <w:t>矩阵进行分解。使用</w:t>
+      </w:r>
+      <w:r>
+        <w:rPr>
+          <w:rFonts w:hint="eastAsia"/>
+        </w:rPr>
+        <w:t>S</w:t>
+      </w:r>
+      <w:r>
+        <w:t>VD</w:t>
+      </w:r>
+      <w:r>
+        <w:rPr>
+          <w:rFonts w:hint="eastAsia"/>
+        </w:rPr>
+        <w:t>。</w:t>
+      </w:r>
+    </w:p>
+    <w:p>
+      <w:pPr>
+        <w:pStyle w:val="4"/>
+        <w:rPr>
+          <w:rFonts w:hint="default"/>
+        </w:rPr>
+      </w:pPr>
+      <w:r>
+        <w:t xml:space="preserve">4.1.3.4 </w:t>
+      </w:r>
+      <w:r>
+        <w:t>基于参数量化的模型存储压缩与推理加速</w:t>
+      </w:r>
+    </w:p>
+    <w:p>
+      <w:pPr>
+        <w:ind w:firstLine="480"/>
+      </w:pPr>
+      <w:r>
+        <w:rPr>
+          <w:rFonts w:hint="eastAsia"/>
+        </w:rPr>
+        <w:t>推荐使用不同的量化方法进行组合</w:t>
+      </w:r>
+    </w:p>
+    <w:p>
+      <w:pPr>
+        <w:ind w:firstLine="480"/>
+      </w:pPr>
+      <w:r>
+        <w:rPr>
+          <w:rFonts w:hint="eastAsia"/>
+        </w:rPr>
+        <w:t>量化方法：</w:t>
+      </w:r>
+      <w:r>
+        <w:rPr>
+          <w:rFonts w:hint="eastAsia"/>
+        </w:rPr>
+        <w:t>（</w:t>
+      </w:r>
+      <w:r>
+        <w:rPr>
+          <w:rFonts w:hint="eastAsia"/>
+        </w:rPr>
+        <w:t>1</w:t>
+      </w:r>
+      <w:r>
+        <w:rPr>
+          <w:rFonts w:hint="eastAsia"/>
+        </w:rPr>
+        <w:t>）均匀与非均匀量化</w:t>
+      </w:r>
+    </w:p>
+    <w:p>
+      <w:pPr>
+        <w:ind w:firstLine="480"/>
+      </w:pPr>
+      <w:r>
+        <w:tab/>
+      </w:r>
+      <w:r>
+        <w:tab/>
+      </w:r>
+      <w:r>
+        <w:tab/>
+      </w:r>
+      <w:r>
+        <w:rPr>
+          <w:rFonts w:hint="eastAsia"/>
+        </w:rPr>
+        <w:t>（</w:t>
+      </w:r>
+      <w:r>
+        <w:rPr>
+          <w:rFonts w:hint="eastAsia"/>
+        </w:rPr>
         <w:t>2</w:t>
       </w:r>
       <w:r>
+        <w:rPr>
+          <w:rFonts w:hint="eastAsia"/>
+        </w:rPr>
+        <w:t>）对称与非对称量化</w:t>
+      </w:r>
+    </w:p>
+    <w:p>
+      <w:pPr>
+        <w:ind w:left="1620" w:firstLineChars="25" w:firstLine="60"/>
+      </w:pPr>
+      <w:r>
+        <w:rPr>
+          <w:rFonts w:hint="eastAsia"/>
+        </w:rPr>
+        <w:t>（</w:t>
+      </w:r>
+      <w:r>
+        <w:rPr>
+          <w:rFonts w:hint="eastAsia"/>
+        </w:rPr>
+        <w:t>3</w:t>
+      </w:r>
+      <w:r>
+        <w:rPr>
+          <w:rFonts w:hint="eastAsia"/>
+        </w:rPr>
+        <w:t>）静态与动态量化</w:t>
+      </w:r>
+    </w:p>
+    <w:p>
+      <w:pPr>
+        <w:ind w:left="1620" w:firstLineChars="25" w:firstLine="60"/>
+      </w:pPr>
+      <w:r>
+        <w:rPr>
+          <w:rFonts w:hint="eastAsia"/>
+        </w:rPr>
+        <w:t>（</w:t>
+      </w:r>
+      <w:r>
+        <w:rPr>
+          <w:rFonts w:hint="eastAsia"/>
+        </w:rPr>
+        <w:t>4</w:t>
+      </w:r>
+      <w:r>
+        <w:rPr>
+          <w:rFonts w:hint="eastAsia"/>
+        </w:rPr>
+        <w:t>）饱和与非饱和量化</w:t>
+      </w:r>
+    </w:p>
+    <w:p>
+      <w:pPr>
+        <w:ind w:left="1620" w:firstLineChars="25" w:firstLine="60"/>
+      </w:pPr>
+      <w:r>
+        <w:rPr>
+          <w:rFonts w:hint="eastAsia"/>
+        </w:rPr>
+        <w:t>（</w:t>
+      </w:r>
+      <w:r>
+        <w:rPr>
+          <w:rFonts w:hint="eastAsia"/>
+        </w:rPr>
+        <w:t>5</w:t>
+      </w:r>
+      <w:r>
+        <w:rPr>
+          <w:rFonts w:hint="eastAsia"/>
+        </w:rPr>
+        <w:t>）随机量化</w:t>
+      </w:r>
+    </w:p>
+    <w:p>
+      <w:pPr>
+        <w:ind w:left="1620" w:firstLineChars="25" w:firstLine="60"/>
+      </w:pPr>
+      <w:r>
+        <w:rPr>
+          <w:rFonts w:hint="eastAsia"/>
+        </w:rPr>
+        <w:t>（</w:t>
+      </w:r>
+      <w:r>
+        <w:rPr>
+          <w:rFonts w:hint="eastAsia"/>
+        </w:rPr>
+        <w:t>6</w:t>
+      </w:r>
+      <w:r>
+        <w:rPr>
+          <w:rFonts w:hint="eastAsia"/>
+        </w:rPr>
+        <w:t>）</w:t>
+      </w:r>
+      <w:r>
+        <w:rPr>
+          <w:rFonts w:hint="eastAsia"/>
+        </w:rPr>
+        <w:t>power</w:t>
+      </w:r>
+      <w:r>
+        <w:t>-of-two</w:t>
+      </w:r>
+      <w:r>
+        <w:rPr>
+          <w:rFonts w:hint="eastAsia"/>
+        </w:rPr>
+        <w:t>量化</w:t>
+      </w:r>
+    </w:p>
+    <w:p>
+      <w:pPr>
+        <w:ind w:firstLineChars="0" w:firstLine="0"/>
+      </w:pPr>
+      <w:r>
+        <w:tab/>
+      </w:r>
+      <w:r>
+        <w:rPr>
+          <w:rFonts w:hint="eastAsia"/>
+        </w:rPr>
+        <w:t>量化训练方法：</w:t>
+      </w:r>
+      <w:r>
+        <w:t>(1</w:t>
+      </w:r>
+      <w:proofErr w:type="gramStart"/>
+      <w:r>
+        <w:t>):QAT</w:t>
+      </w:r>
+      <w:proofErr w:type="gramEnd"/>
+      <w:r>
         <w:t xml:space="preserve"> </w:t>
       </w:r>
-      <w:r>
-        <w:t>高效互联与低开销数据传输技术</w:t>
-      </w:r>
-    </w:p>
-    <w:p>
-      <w:pPr>
-        <w:pStyle w:val="4"/>
-      </w:pPr>
-      <w:r>
-        <w:t>4.1.2.1</w:t>
-      </w:r>
-      <w:r>
-        <w:t>基于</w:t>
-      </w:r>
-      <w:r>
-        <w:t xml:space="preserve"> I3C </w:t>
-      </w:r>
-      <w:r>
-        <w:t>总线的</w:t>
-      </w:r>
-      <w:r>
-        <w:t>高效</w:t>
-      </w:r>
-      <w:r>
-        <w:t>数据传输设计</w:t>
-      </w:r>
-    </w:p>
-    <w:p>
-      <w:pPr>
-        <w:pStyle w:val="4"/>
-      </w:pPr>
-      <w:r>
-        <w:t xml:space="preserve">4.1.2.2 </w:t>
-      </w:r>
-      <w:r>
-        <w:t>基于</w:t>
-      </w:r>
-      <w:r>
-        <w:t>DDS</w:t>
-      </w:r>
-      <w:r>
-        <w:t>的数据分发与实时通信技术</w:t>
-      </w:r>
-    </w:p>
-    <w:p>
-      <w:pPr>
-        <w:pStyle w:val="3"/>
-      </w:pPr>
-      <w:r>
-        <w:rPr>
-          <w:rFonts w:hint="eastAsia"/>
-        </w:rPr>
-        <w:t>4</w:t>
-      </w:r>
-      <w:r>
-        <w:t>.1.</w:t>
-      </w:r>
-      <w:r>
-        <w:t>3</w:t>
-      </w:r>
-      <w:r>
-        <w:t xml:space="preserve"> </w:t>
-      </w:r>
-      <w:r>
-        <w:rPr>
-          <w:rFonts w:hint="eastAsia"/>
-        </w:rPr>
-        <w:t>高精度约束下</w:t>
-      </w:r>
-      <w:proofErr w:type="gramStart"/>
-      <w:r>
-        <w:rPr>
-          <w:rFonts w:hint="eastAsia"/>
-        </w:rPr>
-        <w:t>研</w:t>
-      </w:r>
-      <w:proofErr w:type="gramEnd"/>
-      <w:r>
-        <w:rPr>
-          <w:rFonts w:hint="eastAsia"/>
-        </w:rPr>
-        <w:t>判模型</w:t>
-      </w:r>
-      <w:r>
-        <w:rPr>
-          <w:rFonts w:hint="eastAsia"/>
-        </w:rPr>
-        <w:t>压缩</w:t>
-      </w:r>
-      <w:r>
-        <w:rPr>
-          <w:rFonts w:hint="eastAsia"/>
-        </w:rPr>
-        <w:t>方法</w:t>
-      </w:r>
-    </w:p>
-    <w:p>
-      <w:pPr>
-        <w:pStyle w:val="4"/>
-        <w:rPr>
-          <w:rFonts w:hint="default"/>
-        </w:rPr>
-      </w:pPr>
-      <w:r>
-        <w:t xml:space="preserve">4.1.3.1 </w:t>
-      </w:r>
-      <w:r>
-        <w:t>基于</w:t>
-      </w:r>
-      <w:r>
-        <w:t>联合</w:t>
-      </w:r>
-      <w:r>
-        <w:t>知识蒸馏的模型知识迁移与能力保持</w:t>
-      </w:r>
-    </w:p>
-    <w:p>
-      <w:pPr>
-        <w:ind w:firstLineChars="83" w:firstLine="199"/>
-      </w:pPr>
-      <w:r>
-        <w:t>多教师</w:t>
-      </w:r>
-      <w:r>
-        <w:t xml:space="preserve"> + Logits </w:t>
-      </w:r>
-      <w:r>
-        <w:t>蒸馏</w:t>
-      </w:r>
-      <w:r>
-        <w:t xml:space="preserve"> + </w:t>
-      </w:r>
-      <w:r>
-        <w:t>中间特征蒸馏</w:t>
-      </w:r>
-      <w:r>
-        <w:t xml:space="preserve"> + </w:t>
-      </w:r>
-      <w:r>
-        <w:t>注意力蒸馏可以组合在一起</w:t>
-      </w:r>
-    </w:p>
-    <w:p>
-      <w:pPr>
-        <w:pStyle w:val="4"/>
-        <w:rPr>
-          <w:rFonts w:hint="default"/>
-        </w:rPr>
-      </w:pPr>
-      <w:r>
-        <w:t xml:space="preserve">4.1.3.2 </w:t>
-      </w:r>
-      <w:r>
-        <w:t>基于参数</w:t>
-      </w:r>
-      <w:r>
-        <w:t>剪枝的模型</w:t>
-      </w:r>
-      <w:r>
-        <w:t>冗余</w:t>
-      </w:r>
-      <w:r>
-        <w:t>参数削减</w:t>
-      </w:r>
-    </w:p>
-    <w:p>
-      <w:pPr>
-        <w:ind w:firstLineChars="83" w:firstLine="199"/>
-        <w:rPr>
-          <w:rFonts w:hint="eastAsia"/>
-        </w:rPr>
-      </w:pPr>
-      <w:r>
-        <w:rPr>
-          <w:rFonts w:hint="eastAsia"/>
-        </w:rPr>
-        <w:t>肯定是结构化剪枝，</w:t>
-      </w:r>
-      <w:r>
-        <w:rPr>
-          <w:rFonts w:hint="eastAsia"/>
-        </w:rPr>
-        <w:t>重点在于</w:t>
-      </w:r>
-      <w:r>
-        <w:rPr>
-          <w:rFonts w:hint="eastAsia"/>
-        </w:rPr>
-        <w:t>通过什么标准来衡量某个参数的重要性</w:t>
-      </w:r>
-    </w:p>
-    <w:p>
-      <w:pPr>
-        <w:pStyle w:val="4"/>
-        <w:rPr>
-          <w:rFonts w:hint="default"/>
-        </w:rPr>
-      </w:pPr>
-      <w:r>
-        <w:t xml:space="preserve">4.1.3.3 </w:t>
-      </w:r>
-      <w:r>
-        <w:t>基于低</w:t>
-      </w:r>
-      <w:proofErr w:type="gramStart"/>
-      <w:r>
-        <w:t>秩</w:t>
-      </w:r>
-      <w:proofErr w:type="gramEnd"/>
-      <w:r>
-        <w:t>分解的模型紧凑结构设计</w:t>
-      </w:r>
-    </w:p>
-    <w:p>
-      <w:pPr>
-        <w:ind w:firstLineChars="83" w:firstLine="199"/>
-        <w:rPr>
-          <w:rFonts w:hint="eastAsia"/>
-        </w:rPr>
-      </w:pPr>
-      <w:r>
-        <w:rPr>
-          <w:rFonts w:hint="eastAsia"/>
-        </w:rPr>
-        <w:t xml:space="preserve"> </w:t>
-      </w:r>
-      <w:r>
-        <w:rPr>
-          <w:rFonts w:hint="eastAsia"/>
-        </w:rPr>
-        <w:t>分为对全连接层进行分解以及对</w:t>
-      </w:r>
-      <w:r>
-        <w:rPr>
-          <w:rFonts w:hint="eastAsia"/>
-        </w:rPr>
-        <w:t>卷积核</w:t>
-      </w:r>
-      <w:r>
-        <w:rPr>
-          <w:rFonts w:hint="eastAsia"/>
-        </w:rPr>
-        <w:t>/</w:t>
-      </w:r>
-      <w:r>
-        <w:rPr>
-          <w:rFonts w:hint="eastAsia"/>
-        </w:rPr>
-        <w:t>矩阵进行分解。使用</w:t>
-      </w:r>
-      <w:r>
-        <w:rPr>
-          <w:rFonts w:hint="eastAsia"/>
-        </w:rPr>
-        <w:t>S</w:t>
-      </w:r>
-      <w:r>
-        <w:t>VD</w:t>
-      </w:r>
-      <w:r>
-        <w:rPr>
-          <w:rFonts w:hint="eastAsia"/>
-        </w:rPr>
-        <w:t>。</w:t>
-      </w:r>
-    </w:p>
-    <w:p>
-      <w:pPr>
-        <w:pStyle w:val="4"/>
-        <w:rPr>
-          <w:rFonts w:hint="default"/>
-        </w:rPr>
-      </w:pPr>
-      <w:r>
-        <w:t xml:space="preserve">4.1.3.4 </w:t>
-      </w:r>
-      <w:r>
-        <w:t>基于参数量化的模型存储压缩与推理加速</w:t>
-      </w:r>
-    </w:p>
-    <w:p>
-      <w:pPr>
-        <w:ind w:firstLine="480"/>
-        <w:rPr>
-          <w:rFonts w:hint="eastAsia"/>
-        </w:rPr>
-      </w:pPr>
-      <w:r>
-        <w:rPr>
-          <w:rFonts w:hint="eastAsia"/>
-        </w:rPr>
-        <w:t>推荐使用不同的量化方法进行组合</w:t>
-      </w:r>
-    </w:p>
-    <w:p>
-      <w:pPr>
-        <w:ind w:firstLine="480"/>
-      </w:pPr>
-      <w:r>
-        <w:rPr>
-          <w:rFonts w:hint="eastAsia"/>
-        </w:rPr>
-        <w:t>量化方法：</w:t>
-      </w:r>
-      <w:r>
-        <w:rPr>
-          <w:rFonts w:hint="eastAsia"/>
-        </w:rPr>
-        <w:t>（</w:t>
-      </w:r>
-      <w:r>
-        <w:rPr>
-          <w:rFonts w:hint="eastAsia"/>
-        </w:rPr>
-        <w:t>1</w:t>
-      </w:r>
-      <w:r>
-        <w:rPr>
-          <w:rFonts w:hint="eastAsia"/>
-        </w:rPr>
-        <w:t>）均匀与非均匀量化</w:t>
-      </w:r>
-    </w:p>
-    <w:p>
-      <w:pPr>
-        <w:ind w:firstLine="480"/>
-      </w:pPr>
-      <w:r>
-        <w:tab/>
-      </w:r>
-      <w:r>
-        <w:tab/>
-      </w:r>
-      <w:r>
-        <w:tab/>
-      </w:r>
-      <w:r>
-        <w:rPr>
-          <w:rFonts w:hint="eastAsia"/>
-        </w:rPr>
-        <w:t>（</w:t>
-      </w:r>
-      <w:r>
-        <w:rPr>
-          <w:rFonts w:hint="eastAsia"/>
-        </w:rPr>
-        <w:t>2</w:t>
-      </w:r>
-      <w:r>
-        <w:rPr>
-          <w:rFonts w:hint="eastAsia"/>
-        </w:rPr>
-        <w:t>）对称与非对称量化</w:t>
-      </w:r>
-    </w:p>
-    <w:p>
-      <w:pPr>
-        <w:ind w:left="1620" w:firstLineChars="25" w:firstLine="60"/>
-      </w:pPr>
-      <w:r>
-        <w:rPr>
-          <w:rFonts w:hint="eastAsia"/>
-        </w:rPr>
-        <w:t>（</w:t>
-      </w:r>
-      <w:r>
-        <w:rPr>
-          <w:rFonts w:hint="eastAsia"/>
-        </w:rPr>
-        <w:t>3</w:t>
-      </w:r>
-      <w:r>
-        <w:rPr>
-          <w:rFonts w:hint="eastAsia"/>
-        </w:rPr>
-        <w:t>）静态与动态量化</w:t>
-      </w:r>
-    </w:p>
-    <w:p>
-      <w:pPr>
-        <w:ind w:left="1620" w:firstLineChars="25" w:firstLine="60"/>
-      </w:pPr>
-      <w:r>
-        <w:rPr>
-          <w:rFonts w:hint="eastAsia"/>
-        </w:rPr>
-        <w:t>（</w:t>
-      </w:r>
-      <w:r>
-        <w:rPr>
-          <w:rFonts w:hint="eastAsia"/>
-        </w:rPr>
-        <w:t>4</w:t>
-      </w:r>
-      <w:r>
-        <w:rPr>
-          <w:rFonts w:hint="eastAsia"/>
-        </w:rPr>
-        <w:t>）饱和与非饱和量化</w:t>
-      </w:r>
-    </w:p>
-    <w:p>
-      <w:pPr>
-        <w:ind w:left="1620" w:firstLineChars="25" w:firstLine="60"/>
-      </w:pPr>
-      <w:r>
-        <w:rPr>
-          <w:rFonts w:hint="eastAsia"/>
-        </w:rPr>
-        <w:t>（</w:t>
-      </w:r>
-      <w:r>
-        <w:rPr>
-          <w:rFonts w:hint="eastAsia"/>
-        </w:rPr>
-        <w:t>5</w:t>
-      </w:r>
-      <w:r>
-        <w:rPr>
-          <w:rFonts w:hint="eastAsia"/>
-        </w:rPr>
-        <w:t>）随机量化</w:t>
-      </w:r>
-    </w:p>
-    <w:p>
-      <w:pPr>
-        <w:ind w:left="1620" w:firstLineChars="25" w:firstLine="60"/>
-      </w:pPr>
-      <w:r>
-        <w:rPr>
-          <w:rFonts w:hint="eastAsia"/>
-        </w:rPr>
-        <w:t>（</w:t>
-      </w:r>
-      <w:r>
-        <w:rPr>
-          <w:rFonts w:hint="eastAsia"/>
-        </w:rPr>
-        <w:t>6</w:t>
-      </w:r>
-      <w:r>
-        <w:rPr>
-          <w:rFonts w:hint="eastAsia"/>
-        </w:rPr>
-        <w:t>）</w:t>
-      </w:r>
-      <w:r>
-        <w:rPr>
-          <w:rFonts w:hint="eastAsia"/>
-        </w:rPr>
-        <w:t>power</w:t>
-      </w:r>
-      <w:r>
-        <w:t>-of-two</w:t>
-      </w:r>
-      <w:r>
-        <w:rPr>
-          <w:rFonts w:hint="eastAsia"/>
-        </w:rPr>
-        <w:t>量化</w:t>
-      </w:r>
     </w:p>
     <w:p>
       <w:pPr>
         <w:ind w:firstLineChars="0" w:firstLine="0"/>
-      </w:pPr>
-      <w:r>
-        <w:tab/>
-      </w:r>
-      <w:r>
-        <w:rPr>
-          <w:rFonts w:hint="eastAsia"/>
-        </w:rPr>
-        <w:t>量化训练方法：</w:t>
-      </w:r>
-      <w:r>
-        <w:t>(1</w:t>
-      </w:r>
-      <w:proofErr w:type="gramStart"/>
-      <w:r>
-        <w:t>):QAT</w:t>
-      </w:r>
-      <w:proofErr w:type="gramEnd"/>
-      <w:r>
-        <w:t xml:space="preserve"> </w:t>
-      </w:r>
-    </w:p>
-    <w:p>
-      <w:pPr>
-        <w:ind w:firstLineChars="0" w:firstLine="0"/>
-        <w:rPr>
-          <w:rFonts w:hint="eastAsia"/>
-        </w:rPr>
       </w:pPr>
       <w:r>
         <w:tab/>
@@ -779,49 +773,45 @@
     <w:p>
       <w:pPr>
         <w:ind w:firstLine="480"/>
-        <w:rPr>
-          <w:rFonts w:hint="eastAsia"/>
-        </w:rPr>
       </w:pPr>
     </w:p>
     <w:p>
       <w:pPr>
         <w:pStyle w:val="2"/>
         <w:spacing w:after="156"/>
-        <w:rPr>
-          <w:rStyle w:val="ac"/>
-          <w:rFonts w:hint="eastAsia"/>
-          <w:b/>
-          <w:bCs w:val="0"/>
-        </w:rPr>
-      </w:pPr>
-      <w:r>
-        <w:t>4</w:t>
-      </w:r>
-      <w:r>
-        <w:rPr>
-          <w:rFonts w:hint="eastAsia"/>
-        </w:rPr>
-        <w:t>.</w:t>
-      </w:r>
-      <w:r>
-        <w:t>2</w:t>
-      </w:r>
-      <w:r>
         <w:rPr>
           <w:rStyle w:val="ac"/>
           <w:b/>
           <w:bCs w:val="0"/>
         </w:rPr>
-        <w:t>单兵应急装置智能化功能</w:t>
+      </w:pPr>
+      <w:r>
+        <w:t>4</w:t>
+      </w:r>
+      <w:r>
+        <w:rPr>
+          <w:rFonts w:hint="eastAsia"/>
+        </w:rPr>
+        <w:t>.</w:t>
+      </w:r>
+      <w:r>
+        <w:t>2</w:t>
       </w:r>
       <w:r>
         <w:rPr>
           <w:rStyle w:val="ac"/>
-          <w:rFonts w:hint="eastAsia"/>
           <w:b/>
           <w:bCs w:val="0"/>
         </w:rPr>
+        <w:t>单兵应急装置智能化功能</w:t>
+      </w:r>
+      <w:r>
+        <w:rPr>
+          <w:rStyle w:val="ac"/>
+          <w:rFonts w:hint="eastAsia"/>
+          <w:b/>
+          <w:bCs w:val="0"/>
+        </w:rPr>
         <w:t>实现</w:t>
       </w:r>
     </w:p>
@@ -862,10 +852,65 @@
     <w:p>
       <w:pPr>
         <w:ind w:firstLine="480"/>
-        <w:rPr>
-          <w:rFonts w:hint="eastAsia"/>
-        </w:rPr>
-      </w:pPr>
+      </w:pPr>
+      <w:r>
+        <w:rPr>
+          <w:rFonts w:hint="eastAsia"/>
+        </w:rPr>
+        <w:t>关键词唤醒：无需外加硬件的</w:t>
+      </w:r>
+      <w:r>
+        <w:rPr>
+          <w:rFonts w:hint="eastAsia"/>
+        </w:rPr>
+        <w:t>Snow</w:t>
+      </w:r>
+      <w:r>
+        <w:t>boy</w:t>
+      </w:r>
+      <w:r>
+        <w:rPr>
+          <w:rFonts w:hint="eastAsia"/>
+        </w:rPr>
+        <w:t>关键词唤醒机制实现。</w:t>
+      </w:r>
+    </w:p>
+    <w:p>
+      <w:pPr>
+        <w:ind w:firstLine="480"/>
+      </w:pPr>
+      <w:r>
+        <w:t>（</w:t>
+      </w:r>
+      <w:r>
+        <w:rPr>
+          <w:color w:val="FF0000"/>
+        </w:rPr>
+        <w:t>Conformer-Transducer</w:t>
+      </w:r>
+      <w:r>
+        <w:t>作为主识别模型，负责复杂指令，长语句以及高准确率识别</w:t>
+      </w:r>
+      <w:r>
+        <w:t>，</w:t>
+      </w:r>
+    </w:p>
+    <w:p>
+      <w:pPr>
+        <w:ind w:firstLine="480"/>
+      </w:pPr>
+      <w:r>
+        <w:t>RNN-Transduce</w:t>
+      </w:r>
+      <w:r>
+        <w:t>r</w:t>
+      </w:r>
+      <w:r>
+        <w:t>作为快速响应模型</w:t>
+      </w:r>
+      <w:r>
+        <w:t>）</w:t>
+      </w:r>
     </w:p>
     <w:p>
       <w:pPr>
@@ -875,79 +920,674 @@
         </w:rPr>
       </w:pPr>
       <w:r>
+        <w:t xml:space="preserve">4.2.1.2 </w:t>
+      </w:r>
+      <w:r>
+        <w:t>基于工业级</w:t>
+      </w:r>
+      <w:r>
+        <w:t>PCAP</w:t>
+      </w:r>
+      <w:r>
+        <w:t>的复杂环境自适应触控交互技术</w:t>
+      </w:r>
+      <w:r>
+        <w:t>(</w:t>
+      </w:r>
+      <w:r>
+        <w:t>抗干扰算法、</w:t>
+      </w:r>
+      <w:r>
+        <w:t>手套支持触控</w:t>
+      </w:r>
+      <w:r>
+        <w:t>)</w:t>
+      </w:r>
+    </w:p>
+    <w:p>
+      <w:pPr>
+        <w:ind w:firstLine="480"/>
+      </w:pPr>
+      <w:r>
+        <w:rPr>
+          <w:rFonts w:hint="eastAsia"/>
+        </w:rPr>
+        <w:t>高敏度</w:t>
+      </w:r>
+      <w:r>
+        <w:rPr>
+          <w:rFonts w:hint="eastAsia"/>
+        </w:rPr>
+        <w:t>P</w:t>
+      </w:r>
+      <w:r>
+        <w:t>CAP</w:t>
+      </w:r>
+      <w:r>
+        <w:rPr>
+          <w:rFonts w:hint="eastAsia"/>
+        </w:rPr>
+        <w:t>能识别手套</w:t>
+      </w:r>
+    </w:p>
+    <w:p>
+      <w:pPr>
+        <w:ind w:firstLine="480"/>
+      </w:pPr>
+      <w:r>
+        <w:rPr>
+          <w:rFonts w:hint="eastAsia"/>
+        </w:rPr>
+        <w:t>抗干扰算法降噪</w:t>
+      </w:r>
+    </w:p>
+    <w:p>
+      <w:pPr>
+        <w:ind w:firstLine="480"/>
+      </w:pPr>
+      <w:r>
+        <w:rPr>
+          <w:rFonts w:hint="eastAsia"/>
+        </w:rPr>
+        <w:t>自适应算法能够降低功耗</w:t>
+      </w:r>
+    </w:p>
+    <w:p>
+      <w:pPr>
+        <w:pStyle w:val="4"/>
+        <w:rPr>
+          <w:rFonts w:hint="default"/>
+        </w:rPr>
+      </w:pPr>
+      <w:r>
+        <w:t xml:space="preserve">4.2.1.3 </w:t>
+      </w:r>
+      <w:r>
+        <w:t>面向复杂环境的高可靠物理交互技术</w:t>
+      </w:r>
+    </w:p>
+    <w:p>
+      <w:pPr>
+        <w:ind w:firstLine="480"/>
+      </w:pPr>
+      <w:r>
+        <w:rPr>
+          <w:rFonts w:hint="eastAsia"/>
+        </w:rPr>
+        <w:t>防水设计、防尘设计</w:t>
+      </w:r>
+    </w:p>
+    <w:p>
+      <w:pPr>
+        <w:ind w:firstLine="480"/>
+      </w:pPr>
+      <w:r>
+        <w:rPr>
+          <w:rFonts w:hint="eastAsia"/>
+        </w:rPr>
+        <w:t>防误触设计</w:t>
+      </w:r>
+    </w:p>
+    <w:p>
+      <w:pPr>
+        <w:ind w:firstLineChars="175" w:firstLine="420"/>
+      </w:pPr>
+      <w:r>
+        <w:rPr>
+          <w:rFonts w:hint="eastAsia"/>
+        </w:rPr>
+        <w:t>环境：</w:t>
+      </w:r>
+      <w:r>
+        <w:rPr>
+          <w:rFonts w:hint="eastAsia"/>
+        </w:rPr>
+        <w:t>强</w:t>
+      </w:r>
+      <w:r>
+        <w:rPr>
+          <w:rFonts w:hint="eastAsia"/>
+        </w:rPr>
+        <w:t>光、潮湿、环境嘈杂、</w:t>
+      </w:r>
+      <w:r>
+        <w:rPr>
+          <w:rFonts w:hint="eastAsia"/>
+        </w:rPr>
+        <w:t>卫生条件差、</w:t>
+      </w:r>
+    </w:p>
+    <w:p>
+      <w:pPr>
+        <w:ind w:firstLine="480"/>
+      </w:pPr>
+      <w:r>
+        <w:rPr>
+          <w:rFonts w:hint="eastAsia"/>
+        </w:rPr>
+        <w:t>对话（语音</w:t>
+      </w:r>
+      <w:r>
+        <w:rPr>
+          <w:rFonts w:hint="eastAsia"/>
+        </w:rPr>
+        <w:t>，</w:t>
+      </w:r>
+      <w:r>
+        <w:rPr>
+          <w:rFonts w:hint="eastAsia"/>
+        </w:rPr>
+        <w:t>低延迟、</w:t>
+      </w:r>
+      <w:r>
+        <w:rPr>
+          <w:rFonts w:hint="eastAsia"/>
+        </w:rPr>
+        <w:t>降噪</w:t>
+      </w:r>
+      <w:r>
+        <w:rPr>
+          <w:rFonts w:hint="eastAsia"/>
+        </w:rPr>
+        <w:t>）</w:t>
+      </w:r>
+    </w:p>
+    <w:p>
+      <w:pPr>
+        <w:ind w:firstLine="480"/>
+      </w:pPr>
+      <w:r>
+        <w:rPr>
+          <w:rFonts w:hint="eastAsia"/>
+        </w:rPr>
+        <w:t>接触交互（触控</w:t>
+      </w:r>
+      <w:r>
+        <w:rPr>
+          <w:rFonts w:hint="eastAsia"/>
+        </w:rPr>
+        <w:t>、戴手套也支持触控、</w:t>
+      </w:r>
+      <w:r>
+        <w:rPr>
+          <w:rFonts w:hint="eastAsia"/>
+        </w:rPr>
+        <w:t>同时抗眩光</w:t>
+      </w:r>
+      <w:r>
+        <w:rPr>
+          <w:rFonts w:hint="eastAsia"/>
+        </w:rPr>
+        <w:t>、抗干扰、多点触控</w:t>
+      </w:r>
+      <w:r>
+        <w:rPr>
+          <w:rFonts w:hint="eastAsia"/>
+        </w:rPr>
+        <w:t>）</w:t>
+      </w:r>
+    </w:p>
+    <w:p>
+      <w:pPr>
+        <w:ind w:firstLineChars="0" w:firstLine="420"/>
+      </w:pPr>
+      <w:r>
+        <w:rPr>
+          <w:rFonts w:hint="eastAsia"/>
+        </w:rPr>
+        <w:t>定制实体物理按键</w:t>
+      </w:r>
+      <w:r>
+        <w:rPr>
+          <w:rFonts w:hint="eastAsia"/>
+        </w:rPr>
+        <w:t>(</w:t>
+      </w:r>
+      <w:r>
+        <w:rPr>
+          <w:rFonts w:hint="eastAsia"/>
+        </w:rPr>
+        <w:t>防尘防水、</w:t>
+      </w:r>
+      <w:r>
+        <w:rPr>
+          <w:rFonts w:hint="eastAsia"/>
+        </w:rPr>
+        <w:t>手套可操作、</w:t>
+      </w:r>
+      <w:r>
+        <w:rPr>
+          <w:rFonts w:hint="eastAsia"/>
+        </w:rPr>
+        <w:t>抗</w:t>
+      </w:r>
+      <w:r>
+        <w:rPr>
+          <w:rFonts w:hint="eastAsia"/>
+        </w:rPr>
+        <w:t>振动</w:t>
+      </w:r>
+      <w:r>
+        <w:rPr>
+          <w:rFonts w:hint="eastAsia"/>
+        </w:rPr>
+        <w:t>冲击、百万次按键寿命、</w:t>
+      </w:r>
+    </w:p>
+    <w:p>
+      <w:pPr>
+        <w:ind w:firstLineChars="0" w:firstLine="0"/>
+      </w:pPr>
+    </w:p>
+    <w:p>
+      <w:pPr>
+        <w:ind w:firstLineChars="0" w:firstLine="0"/>
+      </w:pPr>
+    </w:p>
+    <w:p>
+      <w:pPr>
+        <w:ind w:firstLineChars="0" w:firstLine="0"/>
+      </w:pPr>
+    </w:p>
+    <w:p>
+      <w:pPr>
+        <w:ind w:firstLineChars="0" w:firstLine="0"/>
+      </w:pPr>
+    </w:p>
+    <w:p>
+      <w:pPr>
+        <w:ind w:firstLineChars="0" w:firstLine="0"/>
+      </w:pPr>
+    </w:p>
+    <w:p>
+      <w:pPr>
+        <w:pStyle w:val="3"/>
+        <w:rPr>
+          <w:color w:val="FF0000"/>
+        </w:rPr>
+      </w:pPr>
+      <w:r>
+        <w:rPr>
+          <w:rFonts w:hint="eastAsia"/>
+        </w:rPr>
+        <w:t>4.</w:t>
+      </w:r>
+      <w:r>
+        <w:t xml:space="preserve">2.2 </w:t>
+      </w:r>
+      <w:r>
+        <w:rPr>
+          <w:rFonts w:hint="eastAsia"/>
+        </w:rPr>
+        <w:t>多源电能获取与</w:t>
+      </w:r>
+      <w:r>
+        <w:rPr>
+          <w:rFonts w:hint="eastAsia"/>
+          <w:color w:val="FF0000"/>
+        </w:rPr>
+        <w:t>智能电能管理</w:t>
+      </w:r>
+      <w:r>
+        <w:rPr>
+          <w:rFonts w:hint="eastAsia"/>
+          <w:color w:val="FF0000"/>
+        </w:rPr>
+        <w:t>系统设计</w:t>
+      </w:r>
+      <w:r>
+        <w:rPr>
+          <w:rFonts w:hint="eastAsia"/>
+        </w:rPr>
+        <w:t>（解决续航问题）</w:t>
+      </w:r>
+    </w:p>
+    <w:p>
+      <w:pPr>
+        <w:pStyle w:val="4"/>
+        <w:rPr>
+          <w:rFonts w:hint="default"/>
+        </w:rPr>
+      </w:pPr>
+      <w:r>
+        <w:t xml:space="preserve">4.2.2.1 </w:t>
+      </w:r>
+      <w:r>
+        <w:t>电能获取</w:t>
+      </w:r>
+      <w:r>
+        <w:t xml:space="preserve"> </w:t>
+      </w:r>
+    </w:p>
+    <w:p>
+      <w:pPr>
+        <w:ind w:firstLine="480"/>
+      </w:pPr>
+      <w:r>
+        <w:rPr>
+          <w:rFonts w:hint="eastAsia"/>
+        </w:rPr>
         <w:t>（</w:t>
       </w:r>
       <w:r>
         <w:rPr>
+          <w:rFonts w:hint="eastAsia"/>
+        </w:rPr>
+        <w:t>柔性光</w:t>
+      </w:r>
+      <w:proofErr w:type="gramStart"/>
+      <w:r>
+        <w:rPr>
+          <w:rFonts w:hint="eastAsia"/>
+        </w:rPr>
+        <w:t>伏材料</w:t>
+      </w:r>
+      <w:proofErr w:type="gramEnd"/>
+      <w:r>
+        <w:rPr>
+          <w:rFonts w:hint="eastAsia"/>
+        </w:rPr>
+        <w:t>+</w:t>
+      </w:r>
+      <w:r>
+        <w:t>MPPT</w:t>
+      </w:r>
+      <w:r>
+        <w:rPr>
+          <w:rFonts w:hint="eastAsia"/>
+        </w:rPr>
+        <w:t>跟踪</w:t>
+      </w:r>
+      <w:r>
+        <w:rPr>
+          <w:rFonts w:hint="eastAsia"/>
+        </w:rPr>
+        <w:t>）</w:t>
+      </w:r>
+      <w:r>
+        <w:rPr>
+          <w:rFonts w:hint="eastAsia"/>
+        </w:rPr>
+        <w:t>、（）</w:t>
+      </w:r>
+    </w:p>
+    <w:p>
+      <w:pPr>
+        <w:pStyle w:val="4"/>
+        <w:rPr>
           <w:rFonts w:hint="default"/>
-          <w:color w:val="FF0000"/>
-        </w:rPr>
-        <w:t>C</w:t>
-      </w:r>
-      <w:r>
-        <w:rPr>
-          <w:color w:val="FF0000"/>
-        </w:rPr>
-        <w:t>on</w:t>
-      </w:r>
-      <w:r>
+        </w:rPr>
+      </w:pPr>
+      <w:r>
+        <w:lastRenderedPageBreak/>
+        <w:t xml:space="preserve">4.2.2.2 </w:t>
+      </w:r>
+      <w:r>
+        <w:t>低功耗电能管理系统</w:t>
+      </w:r>
+      <w:r>
+        <w:t>设计</w:t>
+      </w:r>
+    </w:p>
+    <w:p>
+      <w:pPr>
+        <w:pStyle w:val="3"/>
+      </w:pPr>
+      <w:r>
+        <w:rPr>
+          <w:rFonts w:hint="eastAsia"/>
+        </w:rPr>
+        <w:t>4</w:t>
+      </w:r>
+      <w:r>
+        <w:t xml:space="preserve">.2.3 </w:t>
+      </w:r>
+      <w:r>
+        <w:rPr>
+          <w:rFonts w:hint="eastAsia"/>
+        </w:rPr>
+        <w:t>装置故障自诊断技术</w:t>
+      </w:r>
+      <w:r>
+        <w:rPr>
+          <w:rFonts w:hint="eastAsia"/>
+        </w:rPr>
+        <w:t>研究</w:t>
+      </w:r>
+      <w:r>
+        <w:rPr>
+          <w:rFonts w:hint="eastAsia"/>
+        </w:rPr>
+        <w:t>（写有哪些技术可以进行故障诊断）</w:t>
+      </w:r>
+    </w:p>
+    <w:p>
+      <w:pPr>
+        <w:pStyle w:val="4"/>
         <w:rPr>
           <w:rFonts w:hint="default"/>
-          <w:color w:val="FF0000"/>
-        </w:rPr>
-        <w:t>former-Transducer</w:t>
-      </w:r>
-      <w:r>
-        <w:t>作为主识别模型，负责复杂指令，长语句以及高准确率识别</w:t>
-      </w:r>
-      <w:r>
-        <w:t>，</w:t>
+        </w:rPr>
+      </w:pPr>
+      <w:r>
+        <w:t>4.2.3.1</w:t>
+      </w:r>
+      <w:r>
+        <w:t xml:space="preserve"> </w:t>
+      </w:r>
+      <w:r>
+        <w:t>电池管理系统故障自诊断</w:t>
       </w:r>
     </w:p>
     <w:p>
       <w:pPr>
         <w:pStyle w:val="4"/>
-        <w:ind w:firstLineChars="175" w:firstLine="420"/>
         <w:rPr>
           <w:rFonts w:hint="default"/>
         </w:rPr>
       </w:pPr>
       <w:r>
+        <w:t xml:space="preserve">4.2.3.2 </w:t>
+      </w:r>
+      <w:r>
+        <w:t>多源感知系统</w:t>
+      </w:r>
+      <w:r>
+        <w:t>故障自诊断</w:t>
+      </w:r>
+    </w:p>
+    <w:p>
+      <w:pPr>
+        <w:pStyle w:val="4"/>
         <w:rPr>
           <w:rFonts w:hint="default"/>
-          <w:color w:val="FF0000"/>
-        </w:rPr>
-        <w:t>RNN-T</w:t>
-      </w:r>
-      <w:r>
-        <w:rPr>
-          <w:color w:val="FF0000"/>
-        </w:rPr>
-        <w:t>ransduce</w:t>
-      </w:r>
-      <w:r>
-        <w:t>r</w:t>
-      </w:r>
-      <w:r>
-        <w:t>作为快速响应模型</w:t>
-      </w:r>
-      <w:r>
-        <w:t>）</w:t>
+        </w:rPr>
+      </w:pPr>
+      <w:r>
+        <w:t xml:space="preserve">4.2.3.3 </w:t>
+      </w:r>
+      <w:r>
+        <w:t>通信</w:t>
+      </w:r>
+      <w:r>
+        <w:t>与数据传输</w:t>
+      </w:r>
+      <w:r>
+        <w:t>系统故障自诊断</w:t>
+      </w:r>
+    </w:p>
+    <w:p>
+      <w:pPr>
+        <w:pStyle w:val="3"/>
+      </w:pPr>
+      <w:r>
+        <w:rPr>
+          <w:rFonts w:hint="eastAsia"/>
+        </w:rPr>
+        <w:t>4</w:t>
+      </w:r>
+      <w:r>
+        <w:t xml:space="preserve">.2.4 </w:t>
+      </w:r>
+      <w:r>
+        <w:rPr>
+          <w:rFonts w:hint="eastAsia"/>
+        </w:rPr>
+        <w:t>面向快速响应的智能</w:t>
+      </w:r>
+      <w:proofErr w:type="gramStart"/>
+      <w:r>
+        <w:rPr>
+          <w:rFonts w:hint="eastAsia"/>
+        </w:rPr>
+        <w:t>研</w:t>
+      </w:r>
+      <w:proofErr w:type="gramEnd"/>
+      <w:r>
+        <w:rPr>
+          <w:rFonts w:hint="eastAsia"/>
+        </w:rPr>
+        <w:t>判技术</w:t>
+      </w:r>
+    </w:p>
+    <w:p>
+      <w:pPr>
+        <w:pStyle w:val="4"/>
+        <w:rPr>
+          <w:rFonts w:hint="default"/>
+        </w:rPr>
+      </w:pPr>
+      <w:r>
+        <w:t xml:space="preserve">4.2.4.1 </w:t>
+      </w:r>
+      <w:r>
+        <w:t>基于时间</w:t>
+      </w:r>
+      <w:r>
+        <w:t>-</w:t>
+      </w:r>
+      <w:proofErr w:type="gramStart"/>
+      <w:r>
+        <w:t>事件双</w:t>
+      </w:r>
+      <w:proofErr w:type="gramEnd"/>
+      <w:r>
+        <w:t>驱动的</w:t>
+      </w:r>
+      <w:proofErr w:type="gramStart"/>
+      <w:r>
+        <w:t>任务</w:t>
+      </w:r>
+      <w:proofErr w:type="gramEnd"/>
+      <w:r>
+        <w:t>级快速响应方法</w:t>
       </w:r>
     </w:p>
     <w:p>
       <w:pPr>
         <w:ind w:firstLine="480"/>
-        <w:rPr>
-          <w:rFonts w:hint="eastAsia"/>
-        </w:rPr>
-      </w:pPr>
-    </w:p>
-    <w:p>
-      <w:pPr>
-        <w:ind w:firstLineChars="0" w:firstLine="0"/>
-        <w:rPr>
-          <w:rFonts w:hint="eastAsia"/>
+      </w:pPr>
+      <w:r>
+        <w:rPr>
+          <w:rFonts w:hint="eastAsia"/>
+        </w:rPr>
+        <w:t>时间</w:t>
+      </w:r>
+      <w:r>
+        <w:rPr>
+          <w:rFonts w:hint="eastAsia"/>
+        </w:rPr>
+        <w:t>/</w:t>
+      </w:r>
+      <w:r>
+        <w:rPr>
+          <w:rFonts w:hint="eastAsia"/>
+        </w:rPr>
+        <w:t>事件触发机制负责决定什么时候开始执行任务</w:t>
+      </w:r>
+    </w:p>
+    <w:p>
+      <w:pPr>
+        <w:ind w:firstLine="480"/>
+      </w:pPr>
+      <w:r>
+        <w:rPr>
+          <w:rFonts w:hint="eastAsia"/>
+        </w:rPr>
+        <w:t>任务优先级动态调度方法</w:t>
+      </w:r>
+      <w:r>
+        <w:rPr>
+          <w:rFonts w:hint="eastAsia"/>
+        </w:rPr>
+        <w:t>决定什么样的任务优先处理</w:t>
+      </w:r>
+    </w:p>
+    <w:p>
+      <w:pPr>
+        <w:ind w:firstLine="480"/>
+      </w:pPr>
+      <w:r>
+        <w:rPr>
+          <w:rFonts w:hint="eastAsia"/>
+        </w:rPr>
+        <w:t>可以分别</w:t>
+      </w:r>
+      <w:proofErr w:type="gramStart"/>
+      <w:r>
+        <w:rPr>
+          <w:rFonts w:hint="eastAsia"/>
+        </w:rPr>
+        <w:t>写时间</w:t>
+      </w:r>
+      <w:proofErr w:type="gramEnd"/>
+      <w:r>
+        <w:rPr>
+          <w:rFonts w:hint="eastAsia"/>
+        </w:rPr>
+        <w:t>触发机制以及事件触发机制，</w:t>
+      </w:r>
+      <w:r>
+        <w:rPr>
+          <w:rFonts w:hint="eastAsia"/>
+        </w:rPr>
+        <w:t>然后去写他们的融合触发机制。</w:t>
+      </w:r>
+    </w:p>
+    <w:p>
+      <w:pPr>
+        <w:pStyle w:val="4"/>
+        <w:rPr>
+          <w:rFonts w:hint="default"/>
+        </w:rPr>
+      </w:pPr>
+      <w:r>
+        <w:t xml:space="preserve">4.2.4.2 </w:t>
+      </w:r>
+      <w:r>
+        <w:t>面向复杂故障场景的智能</w:t>
+      </w:r>
+      <w:proofErr w:type="gramStart"/>
+      <w:r>
+        <w:t>研</w:t>
+      </w:r>
+      <w:proofErr w:type="gramEnd"/>
+      <w:r>
+        <w:t>判方法</w:t>
+      </w:r>
+    </w:p>
+    <w:p>
+      <w:pPr>
+        <w:ind w:firstLine="480"/>
+      </w:pPr>
+    </w:p>
+    <w:p>
+      <w:pPr>
+        <w:pStyle w:val="2"/>
+        <w:spacing w:after="156"/>
+        <w:rPr>
+          <w:rStyle w:val="ac"/>
+          <w:b/>
+          <w:bCs w:val="0"/>
         </w:rPr>
       </w:pPr>
       <w:r>
@@ -957,39 +1597,93 @@
         <w:t>4</w:t>
       </w:r>
       <w:r>
-        <w:t xml:space="preserve">.2.1.2 </w:t>
-      </w:r>
-    </w:p>
-    <w:p>
-      <w:pPr>
-        <w:ind w:firstLineChars="83" w:firstLine="199"/>
-        <w:rPr>
-          <w:rFonts w:hint="eastAsia"/>
-        </w:rPr>
-      </w:pPr>
-      <w:r>
-        <w:rPr>
-          <w:rFonts w:hint="eastAsia"/>
-        </w:rPr>
-        <w:t>环境：</w:t>
-      </w:r>
-      <w:r>
-        <w:rPr>
-          <w:rFonts w:hint="eastAsia"/>
-        </w:rPr>
-        <w:t>强</w:t>
-      </w:r>
-      <w:r>
-        <w:rPr>
-          <w:rFonts w:hint="eastAsia"/>
-        </w:rPr>
-        <w:t>光、潮湿、环境嘈杂、</w:t>
-      </w:r>
-      <w:r>
-        <w:rPr>
-          <w:rFonts w:hint="eastAsia"/>
-        </w:rPr>
-        <w:t>卫生条件差、</w:t>
+        <w:t xml:space="preserve">.3 </w:t>
+      </w:r>
+      <w:r>
+        <w:rPr>
+          <w:rFonts w:hint="eastAsia"/>
+        </w:rPr>
+        <w:t>单</w:t>
+      </w:r>
+      <w:r>
+        <w:t>兵应急装置</w:t>
+      </w:r>
+      <w:proofErr w:type="gramStart"/>
+      <w:r>
+        <w:rPr>
+          <w:rFonts w:hint="eastAsia"/>
+        </w:rPr>
+        <w:t>可信</w:t>
+      </w:r>
+      <w:r>
+        <w:t>端云协同</w:t>
+      </w:r>
+      <w:proofErr w:type="gramEnd"/>
+      <w:r>
+        <w:t>与智能应用部署技术</w:t>
+      </w:r>
+    </w:p>
+    <w:p>
+      <w:pPr>
+        <w:pStyle w:val="3"/>
+      </w:pPr>
+      <w:r>
+        <w:rPr>
+          <w:rFonts w:hint="eastAsia"/>
+        </w:rPr>
+        <w:t>4</w:t>
+      </w:r>
+      <w:r>
+        <w:t xml:space="preserve">.3.1 </w:t>
+      </w:r>
+      <w:r>
+        <w:rPr>
+          <w:rFonts w:hint="eastAsia"/>
+        </w:rPr>
+        <w:t>数据</w:t>
+      </w:r>
+      <w:r>
+        <w:rPr>
+          <w:rFonts w:hint="eastAsia"/>
+        </w:rPr>
+        <w:t>可信保障技术研究</w:t>
+      </w:r>
+    </w:p>
+    <w:p>
+      <w:pPr>
+        <w:pStyle w:val="4"/>
+      </w:pPr>
+      <w:r>
+        <w:t>4.3.1.1</w:t>
+      </w:r>
+      <w:r>
+        <w:t xml:space="preserve"> </w:t>
+      </w:r>
+      <w:r>
+        <w:t>基于</w:t>
+      </w:r>
+      <w:r>
+        <w:t>数据安全等级</w:t>
+      </w:r>
+      <w:r>
+        <w:t>的自适应加密方法</w:t>
+      </w:r>
+      <w:r>
+        <w:t>（数据传输加密）</w:t>
+      </w:r>
+    </w:p>
+    <w:p>
+      <w:pPr>
+        <w:pStyle w:val="4"/>
+        <w:rPr>
+          <w:rFonts w:hint="default"/>
+        </w:rPr>
+      </w:pPr>
+      <w:r>
+        <w:t xml:space="preserve">4.3.1.2 </w:t>
+      </w:r>
+      <w:r>
+        <w:t>基于可信身份的安全认证方法</w:t>
       </w:r>
     </w:p>
     <w:p>
@@ -1000,235 +1694,181 @@
         <w:rPr>
           <w:rFonts w:hint="eastAsia"/>
         </w:rPr>
-        <w:t>对话（语音</w:t>
-      </w:r>
-      <w:r>
-        <w:rPr>
-          <w:rFonts w:hint="eastAsia"/>
-        </w:rPr>
-        <w:t>，</w:t>
-      </w:r>
-      <w:r>
-        <w:rPr>
-          <w:rFonts w:hint="eastAsia"/>
-        </w:rPr>
-        <w:t>低延迟、</w:t>
-      </w:r>
-      <w:r>
-        <w:rPr>
-          <w:rFonts w:hint="eastAsia"/>
-        </w:rPr>
-        <w:t>降噪</w:t>
-      </w:r>
-      <w:r>
-        <w:rPr>
-          <w:rFonts w:hint="eastAsia"/>
-        </w:rPr>
-        <w:t>）</w:t>
+        <w:t>双向认证，也就是云端会对单兵装置的身份进行认证</w:t>
+      </w:r>
+      <w:r>
+        <w:rPr>
+          <w:rFonts w:hint="eastAsia"/>
+        </w:rPr>
+        <w:t>，保证不会收到虚假的数据。</w:t>
       </w:r>
     </w:p>
     <w:p>
       <w:pPr>
         <w:ind w:firstLine="480"/>
-      </w:pPr>
-      <w:r>
-        <w:rPr>
-          <w:rFonts w:hint="eastAsia"/>
-        </w:rPr>
-        <w:t>接触交互（触控</w:t>
-      </w:r>
-      <w:r>
-        <w:rPr>
-          <w:rFonts w:hint="eastAsia"/>
-        </w:rPr>
-        <w:t>、戴手套也支持触控、</w:t>
-      </w:r>
-      <w:r>
-        <w:rPr>
-          <w:rFonts w:hint="eastAsia"/>
-        </w:rPr>
-        <w:t>同时抗眩光</w:t>
-      </w:r>
-      <w:r>
-        <w:rPr>
-          <w:rFonts w:hint="eastAsia"/>
-        </w:rPr>
-        <w:t>）</w:t>
-      </w:r>
-    </w:p>
-    <w:p>
-      <w:pPr>
-        <w:ind w:firstLineChars="0" w:firstLine="0"/>
-        <w:rPr>
-          <w:rFonts w:hint="eastAsia"/>
-        </w:rPr>
-      </w:pPr>
-      <w:r>
-        <w:tab/>
-      </w:r>
-      <w:r>
-        <w:rPr>
-          <w:rFonts w:hint="eastAsia"/>
-        </w:rPr>
-        <w:t>定制实体物理按键</w:t>
-      </w:r>
-      <w:r>
-        <w:rPr>
-          <w:rFonts w:hint="eastAsia"/>
-        </w:rPr>
-        <w:t>(</w:t>
-      </w:r>
-      <w:r>
-        <w:rPr>
-          <w:rFonts w:hint="eastAsia"/>
-        </w:rPr>
-        <w:t>防尘防水</w:t>
-      </w:r>
+        <w:rPr>
+          <w:rFonts w:hint="eastAsia"/>
+        </w:rPr>
+      </w:pPr>
+      <w:r>
+        <w:rPr>
+          <w:rFonts w:hint="eastAsia"/>
+        </w:rPr>
+        <w:t>单兵装置也会对云端进行身份认证</w:t>
+      </w:r>
+      <w:r>
+        <w:rPr>
+          <w:rFonts w:hint="eastAsia"/>
+        </w:rPr>
+        <w:t>，保证不会被伪造命令随意篡改</w:t>
+      </w:r>
+    </w:p>
+    <w:p>
+      <w:pPr>
+        <w:pStyle w:val="4"/>
+      </w:pPr>
+      <w:r>
+        <w:t>4.3.1.3</w:t>
+      </w:r>
+      <w:r>
+        <w:t xml:space="preserve"> </w:t>
+      </w:r>
+      <w:r>
+        <w:t>感数据安全存储与保护方法</w:t>
+      </w:r>
+    </w:p>
+    <w:p>
+      <w:pPr>
+        <w:pStyle w:val="3"/>
+        <w:rPr>
+          <w:rStyle w:val="ac"/>
+          <w:b/>
+        </w:rPr>
+      </w:pPr>
+      <w:r>
+        <w:rPr>
+          <w:rFonts w:hint="eastAsia"/>
+        </w:rPr>
+        <w:t>4</w:t>
+      </w:r>
+      <w:r>
+        <w:t xml:space="preserve">.3.2 </w:t>
+      </w:r>
+      <w:r>
+        <w:rPr>
+          <w:rStyle w:val="ac"/>
+          <w:rFonts w:hint="eastAsia"/>
+          <w:b/>
+        </w:rPr>
+        <w:t>基于边</w:t>
+      </w:r>
+      <w:r>
+        <w:rPr>
+          <w:rStyle w:val="ac"/>
+          <w:rFonts w:hint="eastAsia"/>
+          <w:b/>
+        </w:rPr>
+        <w:t>-</w:t>
+      </w:r>
+      <w:r>
+        <w:rPr>
+          <w:rStyle w:val="ac"/>
+          <w:rFonts w:hint="eastAsia"/>
+          <w:b/>
+        </w:rPr>
+        <w:t>端协同计算</w:t>
+      </w:r>
+      <w:r>
+        <w:rPr>
+          <w:rStyle w:val="ac"/>
+          <w:rFonts w:hint="eastAsia"/>
+          <w:b/>
+        </w:rPr>
+        <w:t>的任务卸载策略</w:t>
+      </w:r>
+    </w:p>
+    <w:p>
+      <w:pPr>
+        <w:pStyle w:val="4"/>
+      </w:pPr>
+      <w:r>
+        <w:t xml:space="preserve">4.3.2.1 </w:t>
+      </w:r>
+      <w:r>
+        <w:t>系统架构设计</w:t>
+      </w:r>
+    </w:p>
+    <w:p>
+      <w:pPr>
+        <w:pStyle w:val="4"/>
+      </w:pPr>
+      <w:r>
+        <w:t xml:space="preserve">4.3.2.2 </w:t>
+      </w:r>
+      <w:r>
+        <w:t>卸载模型和卸载决策制定</w:t>
+      </w:r>
+    </w:p>
+    <w:p>
+      <w:pPr>
+        <w:pStyle w:val="4"/>
+      </w:pPr>
+      <w:r>
+        <w:t xml:space="preserve">4.3.2.3 </w:t>
+      </w:r>
+      <w:r>
+        <w:t>基于</w:t>
+      </w:r>
+      <w:r>
+        <w:t>APS</w:t>
+      </w:r>
+      <w:r>
+        <w:t>算法的卸载决策生成</w:t>
+      </w:r>
+    </w:p>
+    <w:p>
+      <w:pPr>
+        <w:pStyle w:val="3"/>
+      </w:pPr>
+      <w:r>
+        <w:rPr>
+          <w:rFonts w:hint="eastAsia"/>
+        </w:rPr>
+        <w:t>4</w:t>
+      </w:r>
+      <w:r>
+        <w:t xml:space="preserve">.3.3 </w:t>
+      </w:r>
+      <w:r>
+        <w:rPr>
+          <w:rFonts w:hint="eastAsia"/>
+        </w:rPr>
+        <w:t>基于</w:t>
+      </w:r>
+      <w:r>
+        <w:t>昇腾平台的</w:t>
+      </w:r>
+      <w:r>
+        <w:rPr>
+          <w:rFonts w:hint="eastAsia"/>
+        </w:rPr>
+        <w:t>模型部署</w:t>
+      </w:r>
+    </w:p>
+    <w:p>
+      <w:pPr>
+        <w:ind w:firstLine="480"/>
+        <w:rPr>
+          <w:rFonts w:hint="eastAsia"/>
+        </w:rPr>
+      </w:pPr>
       <w:bookmarkStart w:id="0" w:name="_GoBack"/>
       <w:bookmarkEnd w:id="0"/>
-      <w:r>
-        <w:rPr>
-          <w:rFonts w:hint="eastAsia"/>
-        </w:rPr>
-        <w:t>、</w:t>
-      </w:r>
-      <w:r>
-        <w:rPr>
-          <w:rFonts w:hint="eastAsia"/>
-        </w:rPr>
-        <w:t>手套可操作、</w:t>
-      </w:r>
-      <w:r>
-        <w:rPr>
-          <w:rFonts w:hint="eastAsia"/>
-        </w:rPr>
-        <w:t>抗</w:t>
-      </w:r>
-      <w:r>
-        <w:rPr>
-          <w:rFonts w:hint="eastAsia"/>
-        </w:rPr>
-        <w:t>振动</w:t>
-      </w:r>
-      <w:r>
-        <w:rPr>
-          <w:rFonts w:hint="eastAsia"/>
-        </w:rPr>
-        <w:t>冲击、百万次按键寿命、</w:t>
-      </w:r>
-    </w:p>
-    <w:p>
-      <w:pPr>
-        <w:ind w:firstLineChars="0" w:firstLine="0"/>
-        <w:rPr>
-          <w:rFonts w:hint="eastAsia"/>
-        </w:rPr>
-      </w:pPr>
-    </w:p>
-    <w:p>
-      <w:pPr>
-        <w:ind w:firstLineChars="0" w:firstLine="0"/>
-        <w:rPr>
-          <w:rFonts w:hint="eastAsia"/>
-        </w:rPr>
-      </w:pPr>
-    </w:p>
-    <w:p>
-      <w:pPr>
-        <w:pStyle w:val="3"/>
-      </w:pPr>
-      <w:r>
-        <w:rPr>
-          <w:rFonts w:hint="eastAsia"/>
-        </w:rPr>
-        <w:t>4.</w:t>
-      </w:r>
-      <w:r>
-        <w:t xml:space="preserve">2.2 </w:t>
-      </w:r>
-      <w:r>
-        <w:rPr>
-          <w:rFonts w:hint="eastAsia"/>
-        </w:rPr>
-        <w:t>多源电能获取与</w:t>
-      </w:r>
-      <w:r>
-        <w:rPr>
-          <w:rFonts w:hint="eastAsia"/>
-          <w:color w:val="FF0000"/>
-        </w:rPr>
-        <w:t>智能电能管理技术</w:t>
-      </w:r>
-    </w:p>
-    <w:p>
-      <w:pPr>
-        <w:pStyle w:val="3"/>
-      </w:pPr>
-      <w:r>
-        <w:rPr>
-          <w:rFonts w:hint="eastAsia"/>
-        </w:rPr>
-        <w:t>4</w:t>
-      </w:r>
-      <w:r>
-        <w:t xml:space="preserve">.2.3 </w:t>
-      </w:r>
-      <w:r>
-        <w:rPr>
-          <w:rFonts w:hint="eastAsia"/>
-        </w:rPr>
-        <w:t>装置状态感知与故障自诊断技术</w:t>
-      </w:r>
-    </w:p>
-    <w:p>
-      <w:pPr>
-        <w:pStyle w:val="3"/>
-      </w:pPr>
-      <w:r>
-        <w:rPr>
-          <w:rFonts w:hint="eastAsia"/>
-        </w:rPr>
-        <w:t>4</w:t>
-      </w:r>
-      <w:r>
-        <w:t xml:space="preserve">.2.4 </w:t>
-      </w:r>
-      <w:r>
-        <w:rPr>
-          <w:rFonts w:hint="eastAsia"/>
-        </w:rPr>
-        <w:t>面向快速响应的智能</w:t>
-      </w:r>
-      <w:proofErr w:type="gramStart"/>
-      <w:r>
-        <w:rPr>
-          <w:rFonts w:hint="eastAsia"/>
-        </w:rPr>
-        <w:t>研</w:t>
-      </w:r>
-      <w:proofErr w:type="gramEnd"/>
-      <w:r>
-        <w:rPr>
-          <w:rFonts w:hint="eastAsia"/>
-        </w:rPr>
-        <w:t>判与任务决策技术</w:t>
-      </w:r>
-    </w:p>
-    <w:p>
-      <w:pPr>
-        <w:ind w:firstLine="480"/>
-      </w:pPr>
     </w:p>
     <w:p>
       <w:pPr>
         <w:pStyle w:val="2"/>
         <w:spacing w:after="156"/>
-        <w:rPr>
-          <w:rStyle w:val="ac"/>
-          <w:rFonts w:hint="eastAsia"/>
-          <w:b/>
-          <w:bCs w:val="0"/>
-        </w:rPr>
       </w:pPr>
       <w:r>
         <w:rPr>
@@ -1238,24 +1878,22 @@
         <w:t>4</w:t>
       </w:r>
       <w:r>
-        <w:t xml:space="preserve">.3 </w:t>
-      </w:r>
-      <w:r>
-        <w:rPr>
-          <w:rFonts w:hint="eastAsia"/>
-        </w:rPr>
-        <w:t>单</w:t>
-      </w:r>
-      <w:r>
-        <w:t>兵应急</w:t>
-      </w:r>
-      <w:proofErr w:type="gramStart"/>
-      <w:r>
-        <w:t>装置端云协同</w:t>
-      </w:r>
-      <w:proofErr w:type="gramEnd"/>
-      <w:r>
-        <w:t>与智能应用部署技术</w:t>
+        <w:t>.</w:t>
+      </w:r>
+      <w:r>
+        <w:t xml:space="preserve">4 </w:t>
+      </w:r>
+      <w:r>
+        <w:rPr>
+          <w:rFonts w:hint="eastAsia"/>
+        </w:rPr>
+        <w:t>单兵应急装置性能评估</w:t>
+      </w:r>
+      <w:r>
+        <w:rPr>
+          <w:rFonts w:hint="eastAsia"/>
+        </w:rPr>
+        <w:t>方法</w:t>
       </w:r>
     </w:p>
     <w:p>
@@ -1269,153 +1907,24 @@
         <w:t>4</w:t>
       </w:r>
       <w:r>
-        <w:t xml:space="preserve">.3.1 </w:t>
-      </w:r>
-      <w:r>
-        <w:rPr>
-          <w:rFonts w:hint="eastAsia"/>
-        </w:rPr>
-        <w:t>数据安全</w:t>
-      </w:r>
-      <w:r>
-        <w:rPr>
-          <w:rFonts w:hint="eastAsia"/>
-        </w:rPr>
-        <w:t>加密</w:t>
+        <w:t xml:space="preserve">.4.1 </w:t>
+      </w:r>
+      <w:r>
+        <w:rPr>
+          <w:rFonts w:hint="eastAsia"/>
+        </w:rPr>
+        <w:t>续航评估</w:t>
+      </w:r>
+      <w:r>
+        <w:rPr>
+          <w:rFonts w:hint="eastAsia"/>
+        </w:rPr>
+        <w:t>方法</w:t>
       </w:r>
     </w:p>
     <w:p>
       <w:pPr>
         <w:pStyle w:val="3"/>
-      </w:pPr>
-      <w:r>
-        <w:rPr>
-          <w:rFonts w:hint="eastAsia"/>
-        </w:rPr>
-        <w:t>4</w:t>
-      </w:r>
-      <w:r>
-        <w:t xml:space="preserve">.3.2 </w:t>
-      </w:r>
-      <w:r>
-        <w:rPr>
-          <w:rStyle w:val="ac"/>
-          <w:rFonts w:hint="eastAsia"/>
-          <w:b/>
-        </w:rPr>
-        <w:t>基于边</w:t>
-      </w:r>
-      <w:r>
-        <w:rPr>
-          <w:rStyle w:val="ac"/>
-          <w:rFonts w:hint="eastAsia"/>
-          <w:b/>
-        </w:rPr>
-        <w:t>-</w:t>
-      </w:r>
-      <w:r>
-        <w:rPr>
-          <w:rStyle w:val="ac"/>
-          <w:rFonts w:hint="eastAsia"/>
-          <w:b/>
-        </w:rPr>
-        <w:t>端协同计算卸载机制的资源配置方法</w:t>
-      </w:r>
-    </w:p>
-    <w:p>
-      <w:pPr>
-        <w:pStyle w:val="3"/>
-        <w:rPr>
-          <w:rFonts w:hint="eastAsia"/>
-        </w:rPr>
-      </w:pPr>
-      <w:r>
-        <w:rPr>
-          <w:rFonts w:hint="eastAsia"/>
-        </w:rPr>
-        <w:t>4</w:t>
-      </w:r>
-      <w:r>
-        <w:t xml:space="preserve">.3.3 </w:t>
-      </w:r>
-      <w:r>
-        <w:rPr>
-          <w:rFonts w:hint="eastAsia"/>
-        </w:rPr>
-        <w:t>基于</w:t>
-      </w:r>
-      <w:r>
-        <w:t>昇腾平台的</w:t>
-      </w:r>
-      <w:r>
-        <w:rPr>
-          <w:rFonts w:hint="eastAsia"/>
-        </w:rPr>
-        <w:t>模型部署</w:t>
-      </w:r>
-    </w:p>
-    <w:p>
-      <w:pPr>
-        <w:pStyle w:val="2"/>
-        <w:spacing w:after="156"/>
-      </w:pPr>
-      <w:r>
-        <w:rPr>
-          <w:rFonts w:hint="eastAsia"/>
-        </w:rPr>
-        <w:t>4</w:t>
-      </w:r>
-      <w:r>
-        <w:t>.</w:t>
-      </w:r>
-      <w:r>
-        <w:t xml:space="preserve">4 </w:t>
-      </w:r>
-      <w:r>
-        <w:rPr>
-          <w:rFonts w:hint="eastAsia"/>
-        </w:rPr>
-        <w:t>单兵应急装置性能评估</w:t>
-      </w:r>
-      <w:r>
-        <w:rPr>
-          <w:rFonts w:hint="eastAsia"/>
-        </w:rPr>
-        <w:t>方法</w:t>
-      </w:r>
-    </w:p>
-    <w:p>
-      <w:pPr>
-        <w:pStyle w:val="3"/>
-      </w:pPr>
-      <w:r>
-        <w:rPr>
-          <w:rFonts w:hint="eastAsia"/>
-        </w:rPr>
-        <w:t>4</w:t>
-      </w:r>
-      <w:r>
-        <w:t xml:space="preserve">.4.1 </w:t>
-      </w:r>
-      <w:r>
-        <w:rPr>
-          <w:rFonts w:hint="eastAsia"/>
-        </w:rPr>
-        <w:t>续航评估</w:t>
-      </w:r>
-      <w:r>
-        <w:rPr>
-          <w:rFonts w:hint="eastAsia"/>
-        </w:rPr>
-        <w:t>方法</w:t>
-      </w:r>
-    </w:p>
-    <w:p>
-      <w:pPr>
-        <w:pStyle w:val="3"/>
-        <w:rPr>
-          <w:rFonts w:hint="eastAsia"/>
-        </w:rPr>
       </w:pPr>
       <w:r>
         <w:rPr>
@@ -3992,7 +4501,7 @@
 </file>
 
 <file path=customXml/itemProps2.xml><?xml version="1.0" encoding="utf-8"?>
-<ds:datastoreItem xmlns:ds="http://schemas.openxmlformats.org/officeDocument/2006/customXml" ds:itemID="{D74AC615-05EF-41C0-AF83-3C5A343B92B5}">
+<ds:datastoreItem xmlns:ds="http://schemas.openxmlformats.org/officeDocument/2006/customXml" ds:itemID="{C24B53D4-C4C3-4DC5-B783-02FF5BDCF7A6}">
   <ds:schemaRefs>
     <ds:schemaRef ds:uri="http://schemas.openxmlformats.org/officeDocument/2006/bibliography"/>
   </ds:schemaRefs>
